--- a/docs/小组报告_系统设计报告_体检预约系统.docx
+++ b/docs/小组报告_系统设计报告_体检预约系统.docx
@@ -146,6 +146,68 @@
           <w:lang w:eastAsia="zh-CN"/>
         </w:rPr>
       </w:pPr>
+    </w:p>
+    <w:p>
+      <w:pPr>
+        <w:adjustRightInd w:val="0"/>
+        <w:snapToGrid w:val="0"/>
+        <w:rPr>
+          <w:sz w:val="28"/>
+          <w:lang w:eastAsia="zh-CN"/>
+        </w:rPr>
+      </w:pPr>
+    </w:p>
+    <w:p>
+      <w:pPr>
+        <w:adjustRightInd w:val="0"/>
+        <w:snapToGrid w:val="0"/>
+        <w:rPr>
+          <w:sz w:val="28"/>
+          <w:lang w:eastAsia="zh-CN"/>
+        </w:rPr>
+      </w:pPr>
+    </w:p>
+    <w:p>
+      <w:pPr>
+        <w:adjustRightInd w:val="0"/>
+        <w:snapToGrid w:val="0"/>
+        <w:rPr>
+          <w:sz w:val="28"/>
+          <w:lang w:eastAsia="zh-CN"/>
+        </w:rPr>
+      </w:pPr>
+    </w:p>
+    <w:p>
+      <w:pPr>
+        <w:adjustRightInd w:val="0"/>
+        <w:snapToGrid w:val="0"/>
+        <w:rPr>
+          <w:sz w:val="28"/>
+          <w:lang w:eastAsia="zh-CN"/>
+        </w:rPr>
+      </w:pPr>
+    </w:p>
+    <w:p>
+      <w:pPr>
+        <w:adjustRightInd w:val="0"/>
+        <w:snapToGrid w:val="0"/>
+        <w:rPr>
+          <w:sz w:val="28"/>
+          <w:lang w:eastAsia="zh-CN"/>
+        </w:rPr>
+      </w:pPr>
+    </w:p>
+    <w:p>
+      <w:pPr>
+        <w:adjustRightInd w:val="0"/>
+        <w:snapToGrid w:val="0"/>
+        <w:rPr>
+          <w:sz w:val="28"/>
+          <w:lang w:eastAsia="zh-CN"/>
+        </w:rPr>
+      </w:pPr>
+      <w:bookmarkStart w:id="27" w:name="_GoBack"/>
+      <w:bookmarkEnd w:id="27"/>
       <w:r>
         <w:rPr>
           <w:rFonts w:ascii="楷体_GB2312" w:hAnsi="Arial" w:eastAsia="楷体_GB2312"/>
@@ -159,10 +221,10 @@
               <wp:anchor distT="0" distB="0" distL="114300" distR="114300" simplePos="0" relativeHeight="251659264" behindDoc="0" locked="0" layoutInCell="1" allowOverlap="1">
                 <wp:simplePos x="0" y="0"/>
                 <wp:positionH relativeFrom="column">
-                  <wp:posOffset>-132080</wp:posOffset>
+                  <wp:posOffset>-124460</wp:posOffset>
                 </wp:positionH>
                 <wp:positionV relativeFrom="page">
-                  <wp:posOffset>4880610</wp:posOffset>
+                  <wp:posOffset>4857750</wp:posOffset>
                 </wp:positionV>
                 <wp:extent cx="5811520" cy="487680"/>
                 <wp:effectExtent l="0" t="0" r="0" b="0"/>
@@ -232,7 +294,30 @@
                                 <w:sz w:val="48"/>
                                 <w:szCs w:val="48"/>
                               </w:rPr>
-                              <w:t>（东软熙心健康体检系统）</w:t>
+                              <w:t>（东软熙</w:t>
+                            </w:r>
+                            <w:r>
+                              <w:rPr>
+                                <w:rFonts w:hint="eastAsia" w:eastAsia="黑体"/>
+                                <w:b/>
+                                <w:i/>
+                                <w:color w:val="333333"/>
+                                <w:sz w:val="48"/>
+                                <w:szCs w:val="48"/>
+                                <w:lang w:val="en-US" w:eastAsia="zh-CN"/>
+                              </w:rPr>
+                              <w:t>心</w:t>
+                            </w:r>
+                            <w:r>
+                              <w:rPr>
+                                <w:rFonts w:hint="eastAsia" w:eastAsia="黑体"/>
+                                <w:b/>
+                                <w:i/>
+                                <w:color w:val="333333"/>
+                                <w:sz w:val="48"/>
+                                <w:szCs w:val="48"/>
+                              </w:rPr>
+                              <w:t>健康体检系统）</w:t>
                             </w:r>
                           </w:p>
                         </w:txbxContent>
@@ -248,7 +333,7 @@
           </mc:Choice>
           <mc:Fallback>
             <w:pict>
-              <v:shape id="文本框 2" o:spid="_x0000_s1026" o:spt="202" type="#_x0000_t202" style="position:absolute;left:0pt;margin-left:-10.4pt;margin-top:384.3pt;height:38.4pt;width:457.6pt;mso-position-vertical-relative:page;z-index:251659264;mso-width-relative:page;mso-height-relative:page;" filled="f" stroked="f" coordsize="21600,21600" o:gfxdata="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">
+              <v:shape id="文本框 2" o:spid="_x0000_s1026" o:spt="202" type="#_x0000_t202" style="position:absolute;left:0pt;margin-left:-9.8pt;margin-top:382.5pt;height:38.4pt;width:457.6pt;mso-position-vertical-relative:page;z-index:251659264;mso-width-relative:page;mso-height-relative:page;" filled="f" stroked="f" coordsize="21600,21600" o:gfxdata="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">
                 <v:fill on="f" focussize="0,0"/>
                 <v:stroke on="f"/>
                 <v:imagedata o:title=""/>
@@ -299,7 +384,30 @@
                           <w:sz w:val="48"/>
                           <w:szCs w:val="48"/>
                         </w:rPr>
-                        <w:t>（东软熙心健康体检系统）</w:t>
+                        <w:t>（东软熙</w:t>
+                      </w:r>
+                      <w:r>
+                        <w:rPr>
+                          <w:rFonts w:hint="eastAsia" w:eastAsia="黑体"/>
+                          <w:b/>
+                          <w:i/>
+                          <w:color w:val="333333"/>
+                          <w:sz w:val="48"/>
+                          <w:szCs w:val="48"/>
+                          <w:lang w:val="en-US" w:eastAsia="zh-CN"/>
+                        </w:rPr>
+                        <w:t>心</w:t>
+                      </w:r>
+                      <w:r>
+                        <w:rPr>
+                          <w:rFonts w:hint="eastAsia" w:eastAsia="黑体"/>
+                          <w:b/>
+                          <w:i/>
+                          <w:color w:val="333333"/>
+                          <w:sz w:val="48"/>
+                          <w:szCs w:val="48"/>
+                        </w:rPr>
+                        <w:t>健康体检系统）</w:t>
                       </w:r>
                     </w:p>
                   </w:txbxContent>
@@ -309,66 +417,6 @@
           </mc:Fallback>
         </mc:AlternateContent>
       </w:r>
-    </w:p>
-    <w:p>
-      <w:pPr>
-        <w:adjustRightInd w:val="0"/>
-        <w:snapToGrid w:val="0"/>
-        <w:rPr>
-          <w:sz w:val="28"/>
-          <w:lang w:eastAsia="zh-CN"/>
-        </w:rPr>
-      </w:pPr>
-    </w:p>
-    <w:p>
-      <w:pPr>
-        <w:adjustRightInd w:val="0"/>
-        <w:snapToGrid w:val="0"/>
-        <w:rPr>
-          <w:sz w:val="28"/>
-          <w:lang w:eastAsia="zh-CN"/>
-        </w:rPr>
-      </w:pPr>
-    </w:p>
-    <w:p>
-      <w:pPr>
-        <w:adjustRightInd w:val="0"/>
-        <w:snapToGrid w:val="0"/>
-        <w:rPr>
-          <w:sz w:val="28"/>
-          <w:lang w:eastAsia="zh-CN"/>
-        </w:rPr>
-      </w:pPr>
-    </w:p>
-    <w:p>
-      <w:pPr>
-        <w:adjustRightInd w:val="0"/>
-        <w:snapToGrid w:val="0"/>
-        <w:rPr>
-          <w:sz w:val="28"/>
-          <w:lang w:eastAsia="zh-CN"/>
-        </w:rPr>
-      </w:pPr>
-    </w:p>
-    <w:p>
-      <w:pPr>
-        <w:adjustRightInd w:val="0"/>
-        <w:snapToGrid w:val="0"/>
-        <w:rPr>
-          <w:sz w:val="28"/>
-          <w:lang w:eastAsia="zh-CN"/>
-        </w:rPr>
-      </w:pPr>
-    </w:p>
-    <w:p>
-      <w:pPr>
-        <w:adjustRightInd w:val="0"/>
-        <w:snapToGrid w:val="0"/>
-        <w:rPr>
-          <w:sz w:val="28"/>
-          <w:lang w:eastAsia="zh-CN"/>
-        </w:rPr>
-      </w:pPr>
     </w:p>
     <w:p>
       <w:pPr>
@@ -4513,12 +4561,7 @@
       </w:pPr>
       <w:bookmarkStart w:id="7" w:name="_Toc17405"/>
       <w:r>
-        <w:t>前端开发环境：VS Code、Node.js、V</w:t>
-      </w:r>
-      <w:bookmarkStart w:id="27" w:name="_GoBack"/>
-      <w:bookmarkEnd w:id="27"/>
-      <w:r>
-        <w:t>ue3、Element Plus、axios</w:t>
+        <w:t>前端开发环境：VS Code、Node.js、Vue3、Element Plus、axios</w:t>
       </w:r>
     </w:p>
     <w:p>
@@ -4639,6 +4682,7 @@
     <w:p>
       <w:pPr>
         <w:numPr>
+          <w:ilvl w:val="0"/>
           <w:numId w:val="0"/>
         </w:numPr>
         <w:rPr>
@@ -4657,6 +4701,7 @@
     <w:p>
       <w:pPr>
         <w:numPr>
+          <w:ilvl w:val="0"/>
           <w:numId w:val="0"/>
         </w:numPr>
         <w:rPr>
@@ -4675,6 +4720,7 @@
     <w:p>
       <w:pPr>
         <w:numPr>
+          <w:ilvl w:val="0"/>
           <w:numId w:val="0"/>
         </w:numPr>
         <w:rPr>
@@ -4693,6 +4739,7 @@
     <w:p>
       <w:pPr>
         <w:numPr>
+          <w:ilvl w:val="0"/>
           <w:numId w:val="0"/>
         </w:numPr>
         <w:rPr>
@@ -4711,6 +4758,7 @@
     <w:p>
       <w:pPr>
         <w:numPr>
+          <w:ilvl w:val="0"/>
           <w:numId w:val="0"/>
         </w:numPr>
         <w:rPr>
@@ -4729,6 +4777,7 @@
     <w:p>
       <w:pPr>
         <w:numPr>
+          <w:ilvl w:val="0"/>
           <w:numId w:val="0"/>
         </w:numPr>
         <w:rPr>
@@ -4747,6 +4796,7 @@
     <w:p>
       <w:pPr>
         <w:numPr>
+          <w:ilvl w:val="0"/>
           <w:numId w:val="0"/>
         </w:numPr>
         <w:rPr>
@@ -4765,6 +4815,7 @@
     <w:p>
       <w:pPr>
         <w:numPr>
+          <w:ilvl w:val="0"/>
           <w:numId w:val="0"/>
         </w:numPr>
         <w:rPr>
@@ -4783,6 +4834,7 @@
     <w:p>
       <w:pPr>
         <w:numPr>
+          <w:ilvl w:val="0"/>
           <w:numId w:val="0"/>
         </w:numPr>
         <w:rPr>
@@ -4801,6 +4853,7 @@
     <w:p>
       <w:pPr>
         <w:numPr>
+          <w:ilvl w:val="0"/>
           <w:numId w:val="0"/>
         </w:numPr>
         <w:rPr>
@@ -4819,6 +4872,7 @@
     <w:p>
       <w:pPr>
         <w:numPr>
+          <w:ilvl w:val="0"/>
           <w:numId w:val="0"/>
         </w:numPr>
         <w:rPr>
@@ -4830,6 +4884,7 @@
     <w:p>
       <w:pPr>
         <w:numPr>
+          <w:ilvl w:val="0"/>
           <w:numId w:val="0"/>
         </w:numPr>
         <w:rPr>
@@ -4848,6 +4903,7 @@
     <w:p>
       <w:pPr>
         <w:numPr>
+          <w:ilvl w:val="0"/>
           <w:numId w:val="0"/>
         </w:numPr>
         <w:rPr>
@@ -4866,6 +4922,7 @@
     <w:p>
       <w:pPr>
         <w:numPr>
+          <w:ilvl w:val="0"/>
           <w:numId w:val="0"/>
         </w:numPr>
         <w:rPr>
@@ -4884,6 +4941,7 @@
     <w:p>
       <w:pPr>
         <w:numPr>
+          <w:ilvl w:val="0"/>
           <w:numId w:val="0"/>
         </w:numPr>
         <w:rPr>
@@ -4902,6 +4960,7 @@
     <w:p>
       <w:pPr>
         <w:numPr>
+          <w:ilvl w:val="0"/>
           <w:numId w:val="0"/>
         </w:numPr>
         <w:rPr>
@@ -4920,6 +4979,7 @@
     <w:p>
       <w:pPr>
         <w:numPr>
+          <w:ilvl w:val="0"/>
           <w:numId w:val="0"/>
         </w:numPr>
         <w:rPr>
@@ -4938,6 +4998,7 @@
     <w:p>
       <w:pPr>
         <w:numPr>
+          <w:ilvl w:val="0"/>
           <w:numId w:val="0"/>
         </w:numPr>
         <w:rPr>
@@ -4956,6 +5017,7 @@
     <w:p>
       <w:pPr>
         <w:numPr>
+          <w:ilvl w:val="0"/>
           <w:numId w:val="0"/>
         </w:numPr>
         <w:rPr>
@@ -4967,6 +5029,7 @@
     <w:p>
       <w:pPr>
         <w:numPr>
+          <w:ilvl w:val="0"/>
           <w:numId w:val="0"/>
         </w:numPr>
         <w:rPr>
@@ -4985,6 +5048,7 @@
     <w:p>
       <w:pPr>
         <w:numPr>
+          <w:ilvl w:val="0"/>
           <w:numId w:val="0"/>
         </w:numPr>
         <w:rPr>
@@ -5003,6 +5067,7 @@
     <w:p>
       <w:pPr>
         <w:numPr>
+          <w:ilvl w:val="0"/>
           <w:numId w:val="0"/>
         </w:numPr>
         <w:rPr>
@@ -5021,6 +5086,7 @@
     <w:p>
       <w:pPr>
         <w:numPr>
+          <w:ilvl w:val="0"/>
           <w:numId w:val="0"/>
         </w:numPr>
         <w:rPr>
@@ -5039,6 +5105,7 @@
     <w:p>
       <w:pPr>
         <w:numPr>
+          <w:ilvl w:val="0"/>
           <w:numId w:val="0"/>
         </w:numPr>
         <w:rPr>
@@ -5057,6 +5124,7 @@
     <w:p>
       <w:pPr>
         <w:numPr>
+          <w:ilvl w:val="0"/>
           <w:numId w:val="0"/>
         </w:numPr>
         <w:rPr>
@@ -5075,6 +5143,7 @@
     <w:p>
       <w:pPr>
         <w:numPr>
+          <w:ilvl w:val="0"/>
           <w:numId w:val="0"/>
         </w:numPr>
         <w:rPr>
@@ -5093,6 +5162,7 @@
     <w:p>
       <w:pPr>
         <w:numPr>
+          <w:ilvl w:val="0"/>
           <w:numId w:val="0"/>
         </w:numPr>
         <w:rPr>
@@ -5111,6 +5181,7 @@
     <w:p>
       <w:pPr>
         <w:numPr>
+          <w:ilvl w:val="0"/>
           <w:numId w:val="0"/>
         </w:numPr>
         <w:rPr>
@@ -5129,6 +5200,7 @@
     <w:p>
       <w:pPr>
         <w:numPr>
+          <w:ilvl w:val="0"/>
           <w:numId w:val="0"/>
         </w:numPr>
         <w:rPr>
@@ -6608,8 +6680,8 @@
           <w:lang w:eastAsia="zh-CN"/>
         </w:rPr>
       </w:pPr>
-      <w:bookmarkStart w:id="22" w:name="OLE_LINK6"/>
-      <w:bookmarkStart w:id="23" w:name="OLE_LINK5"/>
+      <w:bookmarkStart w:id="22" w:name="OLE_LINK5"/>
+      <w:bookmarkStart w:id="23" w:name="OLE_LINK6"/>
       <w:bookmarkStart w:id="24" w:name="_Toc3538"/>
       <w:r>
         <w:rPr>
@@ -7335,7 +7407,7 @@
     <w:lsdException w:uiPriority="0" w:name="HTML Sample"/>
     <w:lsdException w:uiPriority="0" w:name="HTML Typewriter"/>
     <w:lsdException w:uiPriority="0" w:name="HTML Variable"/>
-    <w:lsdException w:uiPriority="99" w:name="Normal Table"/>
+    <w:lsdException w:qFormat="1" w:uiPriority="99" w:name="Normal Table"/>
     <w:lsdException w:uiPriority="0" w:name="annotation subject"/>
     <w:lsdException w:uiPriority="0" w:name="Table Simple 1"/>
     <w:lsdException w:uiPriority="0" w:name="Table Simple 2"/>
@@ -7718,6 +7790,7 @@
     <w:name w:val="Normal Table"/>
     <w:semiHidden/>
     <w:unhideWhenUsed/>
+    <w:qFormat/>
     <w:uiPriority w:val="99"/>
     <w:tblPr>
       <w:tblCellMar>
